--- a/public/word-template/exportsetkab.docx
+++ b/public/word-template/exportsetkab.docx
@@ -70,7 +70,13 @@
         <w:jc w:val="both"/>
       </w:pPr>
       <w:r>
-        <w:t>PT Bayan Resources Tbk (Bayan Group) merupakan salah satu produsen batubara terbesar di Indonesia yang menerapkan model bisnis terintegrasi, mencakup kegiatan penambangan, pemrosesan, hingga pengelolaan logistik melalui aset strategis seperti Balikpapan Coal Terminal. Perusahaan yang didirikan oleh Dato' Low Tuck Kwong ini memiliki keunggulan kompetitif pada efisiensi biaya operasional yang sangat rendah, terutama didorong oleh Proyek Tabang di Kalimantan Timur yang menyumbang sebagian besar volume produksi grup. Sebagai emiten berkode saham BYAN, grup ini berfokus pada penyediaan batubara kadar sulfur rendah untuk pasar internasional sambil terus memperkuat infrastruktur pendukung dan menjalankan berbagai inisiatif tanggung jawab sosial melalui program "Bayan Peduli" demi keberlanjutan masyarakat di sekitar wilayah operasionalnya</w:t>
+        <w:t>PT Bayan Resources Tbk (Bayan Group) merupakan salah satu produsen batubara terbesar di Indonesia yang menerapkan model bisnis terintegrasi, mencakup kegiatan penambangan, pemrosesan, hingga pengelolaan logistik melalui aset strategis seperti Balikpapan Coal Terminal. Perusahaan yang didirikan oleh Dato' Low Tuck Kwong ini memiliki keunggulan kompetitif pada efisiensi biaya operasional yang sangat rendah, terutama didorong oleh Proyek Tabang di Kalimantan Timur yang menyumbang sebagian besar volume produksi grup. Sebagai emiten berkode saham B</w:t>
+      </w:r>
+      <w:r>
+        <w:t>A</w:t>
+      </w:r>
+      <w:r>
+        <w:t>YAN, grup ini berfokus pada penyediaan batubara kadar sulfur rendah untuk pasar internasional sambil terus memperkuat infrastruktur pendukung dan menjalankan berbagai inisiatif tanggung jawab sosial melalui program "Bayan Peduli" demi keberlanjutan masyarakat di sekitar wilayah operasionalnya</w:t>
       </w:r>
       <w:r>
         <w:t>.</w:t>
@@ -1927,7 +1933,7 @@
       <w:pPr>
         <w:pStyle w:val="NormalWeb"/>
         <w:spacing w:before="82" w:beforeAutospacing="0" w:afterAutospacing="0" w:line="360" w:lineRule="auto"/>
-        <w:ind w:left="828" w:right="597"/>
+        <w:ind w:left="720" w:right="597"/>
         <w:jc w:val="both"/>
       </w:pPr>
       <w:r>
@@ -2021,10 +2027,16 @@
         <w:t xml:space="preserve"> </w:t>
       </w:r>
       <w:r>
-        <w:t>kuesioner dilakukan melalui sarana e-survey (online melalui website ww.</w:t>
-      </w:r>
-      <w:r>
-        <w:t>eskm-setkabmaulu</w:t>
+        <w:t>kuesioner dilakukan melalui sarana e-survey (online melalui website ww</w:t>
+      </w:r>
+      <w:r>
+        <w:t>w</w:t>
+      </w:r>
+      <w:r>
+        <w:t>.</w:t>
+      </w:r>
+      <w:r>
+        <w:t>bayanopen.akkreatif</w:t>
       </w:r>
       <w:r>
         <w:t>.com).</w:t>
@@ -3289,124 +3301,97 @@
         <w:rPr>
           <w:spacing w:val="-3"/>
         </w:rPr>
-        <w:t xml:space="preserve">Sekretariat Daerah </w:t>
+        <w:t xml:space="preserve">Bayan Open dan Bayan Craft </w:t>
+      </w:r>
+      <w:r>
+        <w:t>yang</w:t>
+      </w:r>
+      <w:r>
+        <w:rPr>
+          <w:spacing w:val="1"/>
+        </w:rPr>
+        <w:t xml:space="preserve"> </w:t>
+      </w:r>
+      <w:r>
+        <w:t>berkoordinasi</w:t>
+      </w:r>
+      <w:r>
+        <w:rPr>
+          <w:spacing w:val="1"/>
+        </w:rPr>
+        <w:t xml:space="preserve"> </w:t>
+      </w:r>
+      <w:r>
+        <w:t>secara</w:t>
+      </w:r>
+      <w:r>
+        <w:rPr>
+          <w:spacing w:val="1"/>
+        </w:rPr>
+        <w:t xml:space="preserve"> </w:t>
+      </w:r>
+      <w:r>
+        <w:t>langsung</w:t>
+      </w:r>
+      <w:r>
+        <w:rPr>
+          <w:spacing w:val="1"/>
+        </w:rPr>
+        <w:t xml:space="preserve"> </w:t>
+      </w:r>
+      <w:r>
+        <w:t>maupun</w:t>
+      </w:r>
+      <w:r>
+        <w:rPr>
+          <w:spacing w:val="1"/>
+        </w:rPr>
+        <w:t xml:space="preserve"> </w:t>
+      </w:r>
+      <w:r>
+        <w:t>mengakses</w:t>
+      </w:r>
+      <w:r>
+        <w:rPr>
+          <w:spacing w:val="1"/>
+        </w:rPr>
+        <w:t xml:space="preserve"> </w:t>
+      </w:r>
+      <w:r>
+        <w:t>informasi</w:t>
+      </w:r>
+      <w:r>
+        <w:rPr>
+          <w:spacing w:val="1"/>
+        </w:rPr>
+        <w:t xml:space="preserve"> </w:t>
+      </w:r>
+      <w:r>
+        <w:t>yang</w:t>
+      </w:r>
+      <w:r>
+        <w:rPr>
+          <w:spacing w:val="1"/>
+        </w:rPr>
+        <w:t xml:space="preserve"> </w:t>
+      </w:r>
+      <w:r>
+        <w:t>tersedia</w:t>
+      </w:r>
+      <w:r>
+        <w:rPr>
+          <w:spacing w:val="1"/>
+        </w:rPr>
+        <w:t xml:space="preserve"> </w:t>
+      </w:r>
+      <w:r>
+        <w:t xml:space="preserve">pada Website Bayan Open </w:t>
       </w:r>
       <w:r>
         <w:rPr>
           <w:spacing w:val="-3"/>
         </w:rPr>
-        <w:t xml:space="preserve">Kabupaten Mahakam Ulu </w:t>
-      </w:r>
-      <w:r>
-        <w:t xml:space="preserve"> yang</w:t>
-      </w:r>
-      <w:r>
-        <w:rPr>
-          <w:spacing w:val="1"/>
-        </w:rPr>
-        <w:t xml:space="preserve"> </w:t>
-      </w:r>
-      <w:r>
-        <w:t>berkoordinasi</w:t>
-      </w:r>
-      <w:r>
-        <w:rPr>
-          <w:spacing w:val="1"/>
-        </w:rPr>
-        <w:t xml:space="preserve"> </w:t>
-      </w:r>
-      <w:r>
-        <w:t>secara</w:t>
-      </w:r>
-      <w:r>
-        <w:rPr>
-          <w:spacing w:val="1"/>
-        </w:rPr>
-        <w:t xml:space="preserve"> </w:t>
-      </w:r>
-      <w:r>
-        <w:t>langsung</w:t>
-      </w:r>
-      <w:r>
-        <w:rPr>
-          <w:spacing w:val="1"/>
-        </w:rPr>
-        <w:t xml:space="preserve"> </w:t>
-      </w:r>
-      <w:r>
-        <w:t>maupun</w:t>
-      </w:r>
-      <w:r>
-        <w:rPr>
-          <w:spacing w:val="1"/>
-        </w:rPr>
-        <w:t xml:space="preserve"> </w:t>
-      </w:r>
-      <w:r>
-        <w:t>mengakses</w:t>
-      </w:r>
-      <w:r>
-        <w:rPr>
-          <w:spacing w:val="1"/>
-        </w:rPr>
-        <w:t xml:space="preserve"> </w:t>
-      </w:r>
-      <w:r>
-        <w:t>informasi</w:t>
-      </w:r>
-      <w:r>
-        <w:rPr>
-          <w:spacing w:val="1"/>
-        </w:rPr>
-        <w:t xml:space="preserve"> </w:t>
-      </w:r>
-      <w:r>
-        <w:t>yang</w:t>
-      </w:r>
-      <w:r>
-        <w:rPr>
-          <w:spacing w:val="1"/>
-        </w:rPr>
-        <w:t xml:space="preserve"> </w:t>
-      </w:r>
-      <w:r>
-        <w:t>tersedia</w:t>
-      </w:r>
-      <w:r>
-        <w:rPr>
-          <w:spacing w:val="1"/>
-        </w:rPr>
-        <w:t xml:space="preserve"> </w:t>
-      </w:r>
-      <w:r>
-        <w:t>pada</w:t>
-      </w:r>
-      <w:r>
-        <w:rPr>
-          <w:spacing w:val="1"/>
-        </w:rPr>
-        <w:t xml:space="preserve"> </w:t>
-      </w:r>
-      <w:r>
-        <w:t>website</w:t>
-      </w:r>
-      <w:r>
-        <w:rPr>
-          <w:spacing w:val="1"/>
-        </w:rPr>
-        <w:t xml:space="preserve"> </w:t>
-      </w:r>
-      <w:r>
-        <w:rPr>
-          <w:spacing w:val="-3"/>
-        </w:rPr>
-        <w:t xml:space="preserve">Sekretariat Daerah </w:t>
-      </w:r>
-      <w:r>
-        <w:rPr>
-          <w:spacing w:val="-3"/>
-        </w:rPr>
-        <w:t xml:space="preserve">Kabupaten Mahakam Ulu </w:t>
+        <w:t xml:space="preserve"> </w:t>
       </w:r>
       <w:r>
         <w:t>.</w:t>
@@ -3655,16 +3640,10 @@
         <w:rPr>
           <w:spacing w:val="-3"/>
         </w:rPr>
-        <w:t xml:space="preserve">Sekretariat Daerah </w:t>
-      </w:r>
-      <w:r>
-        <w:rPr>
-          <w:spacing w:val="-3"/>
-        </w:rPr>
-        <w:t xml:space="preserve">Kabupaten Mahakam Ulu </w:t>
-      </w:r>
-      <w:r>
-        <w:t xml:space="preserve"> kepada masyarakat pengguna</w:t>
+        <w:t xml:space="preserve">Bayan Open dan Bayan Craft </w:t>
+      </w:r>
+      <w:r>
+        <w:t>kepada masyarakat pengguna</w:t>
       </w:r>
       <w:r>
         <w:rPr>
@@ -6674,19 +6653,7 @@
         <w:rPr>
           <w:spacing w:val="-3"/>
         </w:rPr>
-        <w:t xml:space="preserve">Sekretariat Daerah </w:t>
-      </w:r>
-      <w:r>
-        <w:rPr>
-          <w:spacing w:val="-3"/>
-        </w:rPr>
-        <w:t xml:space="preserve">Kabupaten Mahakam Ulu </w:t>
-      </w:r>
-      <w:r>
-        <w:rPr>
-          <w:spacing w:val="1"/>
-        </w:rPr>
-        <w:t xml:space="preserve"> </w:t>
+        <w:t xml:space="preserve">Bayan Open dan Bayan Craft </w:t>
       </w:r>
       <w:r>
         <w:t>periode ${bulanAwal} s.d ${bulanAkhir} (Semester ${semester}) Tahun ${tahun}, melalui formulir SKM dan e-survey dengan menggunakan fasilitas google formulir terhadap masyarakat secara</w:t>
@@ -7345,17 +7312,7 @@
           <w:szCs w:val="22"/>
           <w:lang w:eastAsia="en-US"/>
         </w:rPr>
-        <w:t xml:space="preserve">Sekretariat Daerah </w:t>
-      </w:r>
-      <w:r>
-        <w:rPr>
-          <w:rFonts w:ascii="Calibri" w:eastAsia="Calibri" w:hAnsi="Calibri" w:cs="Calibri"/>
-          <w:spacing w:val="-3"/>
-          <w:sz w:val="22"/>
-          <w:szCs w:val="22"/>
-          <w:lang w:eastAsia="en-US"/>
-        </w:rPr>
-        <w:t xml:space="preserve">Kabupaten Mahakam Ulu </w:t>
+        <w:t xml:space="preserve">Bayan Open dan Bayan Craft </w:t>
       </w:r>
       <w:r>
         <w:rPr>
@@ -7364,7 +7321,7 @@
           <w:szCs w:val="22"/>
           <w:lang w:eastAsia="en-US"/>
         </w:rPr>
-        <w:t xml:space="preserve"> pada sem</w:t>
+        <w:t>pada sem</w:t>
       </w:r>
       <w:r>
         <w:rPr>
@@ -7511,7 +7468,7 @@
           <w:szCs w:val="22"/>
           <w:lang w:eastAsia="en-US"/>
         </w:rPr>
-        <w:t xml:space="preserve">Sekretariat Daerah </w:t>
+        <w:t>Bayan Open dan Bayan Craft</w:t>
       </w:r>
       <w:r>
         <w:rPr>
@@ -7521,7 +7478,7 @@
           <w:szCs w:val="22"/>
           <w:lang w:eastAsia="en-US"/>
         </w:rPr>
-        <w:t xml:space="preserve">Kabupaten Mahakam Ulu </w:t>
+        <w:t xml:space="preserve"> </w:t>
       </w:r>
     </w:p>
     <w:p>
@@ -7560,7 +7517,7 @@
           <w:szCs w:val="21"/>
           <w:shd w:val="clear" w:color="auto" w:fill="FFFFFF"/>
         </w:rPr>
-        <w:t>Ujoh Bilang, Kec. Long Bagun, Mahakam Ulu, Kalimantan Timur 75767</w:t>
+        <w:t>Komplek Balikpapan Baru, Jalan MT Haryono Blok D4 Nomor 8-10, RT 19, Damai Baru, Balikpapan Selatan, Kota Balikpapan, Kalimantan Timur 76114</w:t>
       </w:r>
     </w:p>
     <w:p>
@@ -10508,14 +10465,14 @@
           <w:color w:val="000000"/>
           <w:lang w:eastAsia="en-US"/>
         </w:rPr>
-        <w:t xml:space="preserve">Sekretariat Daerah </w:t>
+        <w:t>Bayan Open dan Bayan Craft</w:t>
       </w:r>
       <w:r>
         <w:rPr>
           <w:color w:val="000000"/>
           <w:lang w:eastAsia="en-US"/>
         </w:rPr>
-        <w:t xml:space="preserve">Kabupaten Mahakam Ulu </w:t>
+        <w:t xml:space="preserve"> </w:t>
       </w:r>
       <w:r>
         <w:rPr>
@@ -10635,19 +10592,13 @@
         <w:rPr>
           <w:lang w:eastAsia="en-US"/>
         </w:rPr>
-        <w:t xml:space="preserve">Sekretariat Daerah </w:t>
-      </w:r>
-      <w:r>
-        <w:rPr>
-          <w:lang w:eastAsia="en-US"/>
-        </w:rPr>
-        <w:t xml:space="preserve">Kabupaten Mahakam Ulu </w:t>
-      </w:r>
-      <w:r>
-        <w:rPr>
-          <w:lang w:eastAsia="en-US"/>
-        </w:rPr>
-        <w:t xml:space="preserve"> secara keseluruhan memiliki mutu pelayanan </w:t>
+        <w:t xml:space="preserve">Bayan Open dan Bayan Craft </w:t>
+      </w:r>
+      <w:r>
+        <w:rPr>
+          <w:lang w:eastAsia="en-US"/>
+        </w:rPr>
+        <w:t xml:space="preserve">secara keseluruhan memiliki mutu pelayanan </w:t>
       </w:r>
       <w:r>
         <w:rPr>
@@ -11939,7 +11890,105 @@
           <w:szCs w:val="22"/>
           <w:lang w:eastAsia="en-US"/>
         </w:rPr>
-        <w:t xml:space="preserve">Sekretariat Daerah </w:t>
+        <w:t xml:space="preserve">Bayan Open dan Bayan Craft </w:t>
+      </w:r>
+      <w:r>
+        <w:rPr>
+          <w:lang w:eastAsia="en-US"/>
+        </w:rPr>
+        <w:t>memang telah masuk pada kategori yang “${kinerja}”, namun kondisi tersebut masih harus terus ditingkatkan agar capaiannya dapat menjadi “sangat memuaskan”.</w:t>
+      </w:r>
+    </w:p>
+    <w:p>
+      <w:pPr>
+        <w:pStyle w:val="NormalWeb"/>
+        <w:spacing w:before="149" w:beforeAutospacing="0" w:afterAutospacing="0" w:line="360" w:lineRule="auto"/>
+        <w:ind w:right="596"/>
+      </w:pPr>
+      <w:r>
+        <w:rPr>
+          <w:lang w:eastAsia="en-US"/>
+        </w:rPr>
+        <w:tab/>
+        <w:t>Terdapat 4 (empat) unsur pelayanan terendah yang harus ditingkatkan kinerjanya, antara lain pada unsur :</w:t>
+      </w:r>
+    </w:p>
+    <w:p>
+      <w:pPr>
+        <w:pStyle w:val="NormalWeb"/>
+        <w:spacing w:before="149" w:beforeAutospacing="0" w:afterAutospacing="0" w:line="360" w:lineRule="auto"/>
+        <w:ind w:right="596"/>
+      </w:pPr>
+      <w:r>
+        <w:rPr>
+          <w:lang w:eastAsia="en-US"/>
+        </w:rPr>
+        <w:lastRenderedPageBreak/>
+        <w:t>1.Penanganan Pengaduan, Saran dan Masukan</w:t>
+      </w:r>
+    </w:p>
+    <w:p>
+      <w:pPr>
+        <w:pStyle w:val="NormalWeb"/>
+        <w:spacing w:before="149" w:beforeAutospacing="0" w:afterAutospacing="0" w:line="360" w:lineRule="auto"/>
+        <w:ind w:right="596"/>
+      </w:pPr>
+      <w:r>
+        <w:rPr>
+          <w:lang w:eastAsia="en-US"/>
+        </w:rPr>
+        <w:t>2.Sarana dan Prasarana</w:t>
+      </w:r>
+    </w:p>
+    <w:p>
+      <w:pPr>
+        <w:pStyle w:val="NormalWeb"/>
+        <w:spacing w:before="149" w:beforeAutospacing="0" w:afterAutospacing="0" w:line="360" w:lineRule="auto"/>
+        <w:ind w:right="596"/>
+      </w:pPr>
+      <w:r>
+        <w:rPr>
+          <w:lang w:eastAsia="en-US"/>
+        </w:rPr>
+        <w:t>3.Produk Layanan</w:t>
+      </w:r>
+    </w:p>
+    <w:p>
+      <w:pPr>
+        <w:pStyle w:val="NormalWeb"/>
+        <w:spacing w:before="149" w:beforeAutospacing="0" w:afterAutospacing="0" w:line="360" w:lineRule="auto"/>
+        <w:ind w:right="596"/>
+      </w:pPr>
+      <w:r>
+        <w:rPr>
+          <w:lang w:eastAsia="en-US"/>
+        </w:rPr>
+        <w:t>4.Persyaratan</w:t>
+      </w:r>
+    </w:p>
+    <w:p>
+      <w:pPr>
+        <w:pStyle w:val="NormalWeb"/>
+        <w:spacing w:before="149" w:beforeAutospacing="0" w:afterAutospacing="0" w:line="360" w:lineRule="auto"/>
+        <w:ind w:right="596"/>
+        <w:rPr>
+          <w:lang w:eastAsia="en-US"/>
+        </w:rPr>
+      </w:pPr>
+    </w:p>
+    <w:p>
+      <w:pPr>
+        <w:pStyle w:val="NormalWeb"/>
+        <w:spacing w:before="149" w:beforeAutospacing="0" w:afterAutospacing="0" w:line="360" w:lineRule="auto"/>
+        <w:ind w:right="596"/>
+        <w:jc w:val="both"/>
+      </w:pPr>
+      <w:r>
+        <w:rPr>
+          <w:lang w:eastAsia="en-US"/>
+        </w:rPr>
+        <w:tab/>
+        <w:t xml:space="preserve">Beberapa unsur diatas memiliki nilai yang rendah disebabkan masih terdapat penilaian yang tidak baik/kurang baik dari responden. Namun pada dasarnya secara implementasi </w:t>
       </w:r>
       <w:r>
         <w:rPr>
@@ -11949,91 +11998,68 @@
           <w:szCs w:val="22"/>
           <w:lang w:eastAsia="en-US"/>
         </w:rPr>
-        <w:t xml:space="preserve">Kabupaten Mahakam Ulu </w:t>
-      </w:r>
-      <w:r>
-        <w:rPr>
-          <w:lang w:eastAsia="en-US"/>
-        </w:rPr>
-        <w:t xml:space="preserve"> memang telah masuk pada kategori yang “${kinerja}”, namun kondisi tersebut masih harus terus ditingkatkan agar capaiannya dapat menjadi “sangat memuaskan”.</w:t>
-      </w:r>
-    </w:p>
-    <w:p>
-      <w:pPr>
-        <w:pStyle w:val="NormalWeb"/>
-        <w:spacing w:before="149" w:beforeAutospacing="0" w:afterAutospacing="0" w:line="360" w:lineRule="auto"/>
-        <w:ind w:right="596"/>
-      </w:pPr>
-      <w:r>
-        <w:rPr>
-          <w:lang w:eastAsia="en-US"/>
-        </w:rPr>
-        <w:tab/>
-        <w:t>Terdapat 4 (empat) unsur pelayanan terendah yang harus ditingkatkan kinerjanya, antara lain pada unsur :</w:t>
-      </w:r>
-    </w:p>
-    <w:p>
-      <w:pPr>
-        <w:pStyle w:val="NormalWeb"/>
-        <w:spacing w:before="149" w:beforeAutospacing="0" w:afterAutospacing="0" w:line="360" w:lineRule="auto"/>
-        <w:ind w:right="596"/>
-      </w:pPr>
-      <w:r>
-        <w:rPr>
-          <w:lang w:eastAsia="en-US"/>
-        </w:rPr>
-        <w:lastRenderedPageBreak/>
-        <w:t>1.Penanganan Pengaduan, Saran dan Masukan</w:t>
-      </w:r>
-    </w:p>
-    <w:p>
-      <w:pPr>
-        <w:pStyle w:val="NormalWeb"/>
-        <w:spacing w:before="149" w:beforeAutospacing="0" w:afterAutospacing="0" w:line="360" w:lineRule="auto"/>
-        <w:ind w:right="596"/>
-      </w:pPr>
-      <w:r>
-        <w:rPr>
-          <w:lang w:eastAsia="en-US"/>
-        </w:rPr>
-        <w:t>2.Sarana dan Prasarana</w:t>
-      </w:r>
-    </w:p>
-    <w:p>
-      <w:pPr>
-        <w:pStyle w:val="NormalWeb"/>
-        <w:spacing w:before="149" w:beforeAutospacing="0" w:afterAutospacing="0" w:line="360" w:lineRule="auto"/>
-        <w:ind w:right="596"/>
-      </w:pPr>
-      <w:r>
-        <w:rPr>
-          <w:lang w:eastAsia="en-US"/>
-        </w:rPr>
-        <w:t>3.Produk Layanan</w:t>
-      </w:r>
-    </w:p>
-    <w:p>
-      <w:pPr>
-        <w:pStyle w:val="NormalWeb"/>
-        <w:spacing w:before="149" w:beforeAutospacing="0" w:afterAutospacing="0" w:line="360" w:lineRule="auto"/>
-        <w:ind w:right="596"/>
-      </w:pPr>
-      <w:r>
-        <w:rPr>
-          <w:lang w:eastAsia="en-US"/>
-        </w:rPr>
-        <w:t>4.Persyaratan</w:t>
-      </w:r>
-    </w:p>
-    <w:p>
-      <w:pPr>
-        <w:pStyle w:val="NormalWeb"/>
-        <w:spacing w:before="149" w:beforeAutospacing="0" w:afterAutospacing="0" w:line="360" w:lineRule="auto"/>
-        <w:ind w:right="596"/>
-        <w:rPr>
-          <w:lang w:eastAsia="en-US"/>
-        </w:rPr>
-      </w:pPr>
+        <w:t xml:space="preserve">Bayan Open dan Bayan Craft </w:t>
+      </w:r>
+      <w:r>
+        <w:rPr>
+          <w:lang w:eastAsia="en-US"/>
+        </w:rPr>
+        <w:t xml:space="preserve">telah melakukan peningkatan pelayanan pada unsur-unsur tersebut. Upaya peningkatan pelayanan terhadap beberapa unsur tersebut dapat dilihat dengan produk layanan serta sarana parasarana yang dikembangkan secara online melalui mobile application. Layanan terhadap penanganan pengaduan, saran dan masukan pun telah disinergikan dengan layanan online tersebut, hanya saja pengguna informasi perlu mengisi formulir yang telah disediakan terlebih dahulu. Hal tersebut dijalankan selaras dengan penerapan standar keterbukaan informasi yang diterapkan oleh </w:t>
+      </w:r>
+      <w:r>
+        <w:rPr>
+          <w:lang w:eastAsia="en-US"/>
+        </w:rPr>
+        <w:t>Tim pengelola Bayan Open dan Bayan Craft</w:t>
+      </w:r>
+      <w:r>
+        <w:rPr>
+          <w:lang w:eastAsia="en-US"/>
+        </w:rPr>
+        <w:t xml:space="preserve">. Meskipun telah melakukan beberapa peningkatan terhadap pelayanan yang dijalankan di </w:t>
+      </w:r>
+      <w:r>
+        <w:rPr>
+          <w:rFonts w:ascii="Calibri" w:eastAsia="Calibri" w:hAnsi="Calibri" w:cs="Calibri"/>
+          <w:spacing w:val="-3"/>
+          <w:sz w:val="22"/>
+          <w:szCs w:val="22"/>
+          <w:lang w:eastAsia="en-US"/>
+        </w:rPr>
+        <w:t xml:space="preserve">Bayan Open dan Bayan Craft </w:t>
+      </w:r>
+      <w:r>
+        <w:rPr>
+          <w:lang w:eastAsia="en-US"/>
+        </w:rPr>
+        <w:t xml:space="preserve">tersebut, disadari memang perlu untuk dilakukan penyampaian informasi secara lebih jelas kepada seluruh pengguna layanan disebabkan karena perbedaan pemahaman dari masing-masing pengguna layanan yang mengakses layanan </w:t>
+      </w:r>
+      <w:r>
+        <w:rPr>
+          <w:rFonts w:ascii="Calibri" w:eastAsia="Calibri" w:hAnsi="Calibri" w:cs="Calibri"/>
+          <w:spacing w:val="-3"/>
+          <w:sz w:val="22"/>
+          <w:szCs w:val="22"/>
+          <w:lang w:eastAsia="en-US"/>
+        </w:rPr>
+        <w:t>Bayan Open dan Bayan Craft</w:t>
+      </w:r>
+      <w:r>
+        <w:rPr>
+          <w:rFonts w:ascii="Calibri" w:eastAsia="Calibri" w:hAnsi="Calibri" w:cs="Calibri"/>
+          <w:spacing w:val="-3"/>
+          <w:sz w:val="22"/>
+          <w:szCs w:val="22"/>
+          <w:lang w:eastAsia="en-US"/>
+        </w:rPr>
+        <w:t xml:space="preserve"> </w:t>
+      </w:r>
+      <w:r>
+        <w:rPr>
+          <w:lang w:eastAsia="en-US"/>
+        </w:rPr>
+        <w:t>.</w:t>
+      </w:r>
     </w:p>
     <w:p>
       <w:pPr>
@@ -12047,7 +12073,7 @@
           <w:lang w:eastAsia="en-US"/>
         </w:rPr>
         <w:tab/>
-        <w:t xml:space="preserve">Beberapa unsur diatas memiliki nilai yang rendah disebabkan masih terdapat penilaian yang tidak baik/kurang baik dari responden. Namun pada dasarnya secara implementasi </w:t>
+        <w:t xml:space="preserve">Kemudian dalam rangka mewujudkan komitmen pelayanan publik yang lebih baik, maka survei tentang opini publik dalam hal kepuasan masyarakat di </w:t>
       </w:r>
       <w:r>
         <w:rPr>
@@ -12057,148 +12083,13 @@
           <w:szCs w:val="22"/>
           <w:lang w:eastAsia="en-US"/>
         </w:rPr>
-        <w:t xml:space="preserve">Sekretariat Daerah </w:t>
-      </w:r>
-      <w:r>
-        <w:rPr>
-          <w:rFonts w:ascii="Calibri" w:eastAsia="Calibri" w:hAnsi="Calibri" w:cs="Calibri"/>
-          <w:spacing w:val="-3"/>
-          <w:sz w:val="22"/>
-          <w:szCs w:val="22"/>
-          <w:lang w:eastAsia="en-US"/>
-        </w:rPr>
-        <w:t xml:space="preserve">Kabupaten Mahakam Ulu </w:t>
-      </w:r>
-      <w:r>
-        <w:rPr>
-          <w:rFonts w:ascii="Calibri" w:eastAsia="Calibri" w:hAnsi="Calibri" w:cs="Calibri"/>
-          <w:spacing w:val="-3"/>
-          <w:sz w:val="22"/>
-          <w:szCs w:val="22"/>
-          <w:lang w:eastAsia="en-US"/>
-        </w:rPr>
-        <w:t xml:space="preserve"> </w:t>
-      </w:r>
-      <w:r>
-        <w:rPr>
-          <w:lang w:eastAsia="en-US"/>
-        </w:rPr>
-        <w:t xml:space="preserve">telah melakukan peningkatan pelayanan pada unsur-unsur tersebut. Upaya peningkatan pelayanan terhadap beberapa unsur tersebut dapat dilihat dengan produk layanan serta sarana parasarana yang dikembangkan secara online melalui mobile application. Layanan terhadap penanganan pengaduan, saran dan masukan pun telah disinergikan dengan layanan online tersebut, hanya saja pengguna informasi perlu mengisi formulir yang telah disediakan terlebih dahulu. Hal tersebut dijalankan selaras dengan penerapan standar keterbukaan informasi yang diterapkan oleh Pejabat Pengelola Informasi dan Dokumentasi Kabupaten </w:t>
-      </w:r>
-      <w:r>
-        <w:rPr>
-          <w:lang w:eastAsia="en-US"/>
-        </w:rPr>
-        <w:t>Mahakam Ulu</w:t>
-      </w:r>
-      <w:r>
-        <w:rPr>
-          <w:lang w:eastAsia="en-US"/>
-        </w:rPr>
-        <w:t xml:space="preserve">. Meskipun telah melakukan beberapa peningkatan terhadap pelayanan yang dijalankan di </w:t>
-      </w:r>
-      <w:r>
-        <w:rPr>
-          <w:rFonts w:ascii="Calibri" w:eastAsia="Calibri" w:hAnsi="Calibri" w:cs="Calibri"/>
-          <w:spacing w:val="-3"/>
-          <w:sz w:val="22"/>
-          <w:szCs w:val="22"/>
-          <w:lang w:eastAsia="en-US"/>
-        </w:rPr>
-        <w:t xml:space="preserve">Sekretariat Daerah </w:t>
-      </w:r>
-      <w:r>
-        <w:rPr>
-          <w:rFonts w:ascii="Calibri" w:eastAsia="Calibri" w:hAnsi="Calibri" w:cs="Calibri"/>
-          <w:spacing w:val="-3"/>
-          <w:sz w:val="22"/>
-          <w:szCs w:val="22"/>
-          <w:lang w:eastAsia="en-US"/>
-        </w:rPr>
-        <w:t xml:space="preserve">Kabupaten Mahakam Ulu </w:t>
-      </w:r>
-      <w:r>
-        <w:rPr>
-          <w:rFonts w:ascii="Calibri" w:eastAsia="Calibri" w:hAnsi="Calibri" w:cs="Calibri"/>
-          <w:spacing w:val="-3"/>
-          <w:sz w:val="22"/>
-          <w:szCs w:val="22"/>
-          <w:lang w:eastAsia="en-US"/>
-        </w:rPr>
-        <w:t xml:space="preserve"> </w:t>
-      </w:r>
-      <w:r>
-        <w:rPr>
-          <w:lang w:eastAsia="en-US"/>
-        </w:rPr>
-        <w:t xml:space="preserve">tersebut, disadari memang perlu untuk dilakukan penyampaian informasi secara lebih jelas kepada seluruh pengguna layanan disebabkan karena perbedaan pemahaman dari masing-masing pengguna layanan yang mengakses layanan </w:t>
-      </w:r>
-      <w:r>
-        <w:rPr>
-          <w:rFonts w:ascii="Calibri" w:eastAsia="Calibri" w:hAnsi="Calibri" w:cs="Calibri"/>
-          <w:spacing w:val="-3"/>
-          <w:sz w:val="22"/>
-          <w:szCs w:val="22"/>
-          <w:lang w:eastAsia="en-US"/>
-        </w:rPr>
-        <w:t xml:space="preserve">Sekretariat Daerah </w:t>
-      </w:r>
-      <w:r>
-        <w:rPr>
-          <w:rFonts w:ascii="Calibri" w:eastAsia="Calibri" w:hAnsi="Calibri" w:cs="Calibri"/>
-          <w:spacing w:val="-3"/>
-          <w:sz w:val="22"/>
-          <w:szCs w:val="22"/>
-          <w:lang w:eastAsia="en-US"/>
-        </w:rPr>
-        <w:t xml:space="preserve">Kabupaten Mahakam Ulu </w:t>
-      </w:r>
-      <w:r>
-        <w:rPr>
-          <w:lang w:eastAsia="en-US"/>
-        </w:rPr>
-        <w:t>.</w:t>
-      </w:r>
-    </w:p>
-    <w:p>
-      <w:pPr>
-        <w:pStyle w:val="NormalWeb"/>
-        <w:spacing w:before="149" w:beforeAutospacing="0" w:afterAutospacing="0" w:line="360" w:lineRule="auto"/>
-        <w:ind w:right="596"/>
-        <w:jc w:val="both"/>
-      </w:pPr>
-      <w:r>
-        <w:rPr>
-          <w:lang w:eastAsia="en-US"/>
-        </w:rPr>
-        <w:tab/>
-        <w:t xml:space="preserve">Kemudian dalam rangka mewujudkan komitmen pelayanan publik yang lebih baik, maka survei tentang opini publik dalam hal kepuasan masyarakat di </w:t>
-      </w:r>
-      <w:r>
-        <w:rPr>
-          <w:rFonts w:ascii="Calibri" w:eastAsia="Calibri" w:hAnsi="Calibri" w:cs="Calibri"/>
-          <w:spacing w:val="-3"/>
-          <w:sz w:val="22"/>
-          <w:szCs w:val="22"/>
-          <w:lang w:eastAsia="en-US"/>
-        </w:rPr>
-        <w:t xml:space="preserve">Sekretariat Daerah </w:t>
-      </w:r>
-      <w:r>
-        <w:rPr>
-          <w:rFonts w:ascii="Calibri" w:eastAsia="Calibri" w:hAnsi="Calibri" w:cs="Calibri"/>
-          <w:spacing w:val="-3"/>
-          <w:sz w:val="22"/>
-          <w:szCs w:val="22"/>
-          <w:lang w:eastAsia="en-US"/>
-        </w:rPr>
-        <w:t xml:space="preserve">Kabupaten Mahakam Ulu </w:t>
-      </w:r>
-      <w:r>
-        <w:rPr>
-          <w:lang w:eastAsia="en-US"/>
-        </w:rPr>
-        <w:t xml:space="preserve"> perlu dilaksanakan secara berkesinambungan.</w:t>
+        <w:t xml:space="preserve">Bayan Open dan Bayan Craft </w:t>
+      </w:r>
+      <w:r>
+        <w:rPr>
+          <w:lang w:eastAsia="en-US"/>
+        </w:rPr>
+        <w:t>perlu dilaksanakan secara berkesinambungan.</w:t>
       </w:r>
     </w:p>
     <w:p>
@@ -12308,7 +12199,6 @@
         <w:rPr>
           <w:lang w:eastAsia="en-US"/>
         </w:rPr>
-        <w:lastRenderedPageBreak/>
         <w:t>${tabelSaran}</w:t>
       </w:r>
     </w:p>
@@ -12384,7 +12274,47 @@
           <w:szCs w:val="22"/>
           <w:lang w:eastAsia="en-US" w:bidi="ar-SA"/>
         </w:rPr>
-        <w:t xml:space="preserve">Sekretariat Daerah </w:t>
+        <w:t xml:space="preserve">Bayan Open dan Bayan Craft </w:t>
+      </w:r>
+      <w:r>
+        <w:t>sehingga rencana perbaikan yang akan dirumuskan benar-benar mencapai sasaran yang diinginkan masyarakat pengguna pelayanan publik. Dari uraian pada bab-bab sebelumnya dapat disimpulkan beberapa hal sebagai berikut :</w:t>
+      </w:r>
+    </w:p>
+    <w:p>
+      <w:pPr>
+        <w:spacing w:line="341" w:lineRule="exact"/>
+        <w:ind w:left="223" w:right="700"/>
+      </w:pPr>
+    </w:p>
+    <w:p>
+      <w:pPr>
+        <w:spacing w:line="341" w:lineRule="exact"/>
+        <w:ind w:left="223" w:right="700"/>
+        <w:jc w:val="both"/>
+      </w:pPr>
+      <w:r>
+        <w:t xml:space="preserve">1. Nilai IKM Semester </w:t>
+      </w:r>
+      <w:r>
+        <w:rPr>
+          <w:lang w:eastAsia="en-US"/>
+        </w:rPr>
+        <w:t>${semester}</w:t>
+      </w:r>
+      <w:r>
+        <w:t xml:space="preserve"> Tahun </w:t>
+      </w:r>
+      <w:r>
+        <w:rPr>
+          <w:lang w:eastAsia="en-US"/>
+        </w:rPr>
+        <w:t>${tahun}</w:t>
+      </w:r>
+      <w:r>
+        <w:t xml:space="preserve"> </w:t>
+      </w:r>
+      <w:r>
+        <w:t>pada Website Bayan Open</w:t>
       </w:r>
       <w:r>
         <w:rPr>
@@ -12394,7 +12324,19 @@
           <w:szCs w:val="22"/>
           <w:lang w:eastAsia="en-US" w:bidi="ar-SA"/>
         </w:rPr>
-        <w:t xml:space="preserve">Kabupaten Mahakam Ulu </w:t>
+        <w:t xml:space="preserve"> dan Bayan Craft </w:t>
+      </w:r>
+      <w:r>
+        <w:t xml:space="preserve">sebesar </w:t>
+      </w:r>
+      <w:r>
+        <w:rPr>
+          <w:lang w:eastAsia="en-US"/>
+        </w:rPr>
+        <w:t>${nilaiSkm}</w:t>
+      </w:r>
+      <w:r>
+        <w:t xml:space="preserve">. Artinya mutu pelayanan dan kinerja pelayanan </w:t>
       </w:r>
       <w:r>
         <w:rPr>
@@ -12404,10 +12346,19 @@
           <w:szCs w:val="22"/>
           <w:lang w:eastAsia="en-US" w:bidi="ar-SA"/>
         </w:rPr>
-        <w:t xml:space="preserve"> </w:t>
-      </w:r>
-      <w:r>
-        <w:t>sehingga rencana perbaikan yang akan dirumuskan benar-benar mencapai sasaran yang diinginkan masyarakat pengguna pelayanan publik. Dari uraian pada bab-bab sebelumnya dapat disimpulkan beberapa hal sebagai berikut :</w:t>
+        <w:t xml:space="preserve">Bayan Open dan Bayan Craft </w:t>
+      </w:r>
+      <w:r>
+        <w:t>dikategorikan “</w:t>
+      </w:r>
+      <w:r>
+        <w:rPr>
+          <w:lang w:eastAsia="en-US"/>
+        </w:rPr>
+        <w:t>${mutu}</w:t>
+      </w:r>
+      <w:r>
+        <w:t>” atau “Memuaskan”.</w:t>
       </w:r>
     </w:p>
     <w:p>
@@ -12423,25 +12374,69 @@
         <w:jc w:val="both"/>
       </w:pPr>
       <w:r>
-        <w:t xml:space="preserve">1. Nilai IKM Semester </w:t>
-      </w:r>
-      <w:r>
-        <w:rPr>
-          <w:lang w:eastAsia="en-US"/>
-        </w:rPr>
-        <w:t>${semester}</w:t>
-      </w:r>
-      <w:r>
-        <w:t xml:space="preserve"> Tahun </w:t>
-      </w:r>
-      <w:r>
-        <w:rPr>
-          <w:lang w:eastAsia="en-US"/>
-        </w:rPr>
-        <w:t>${tahun}</w:t>
-      </w:r>
-      <w:r>
-        <w:t xml:space="preserve"> pada </w:t>
+        <w:t xml:space="preserve">2. Dari total responden berjumlah </w:t>
+      </w:r>
+      <w:r>
+        <w:tab/>
+      </w:r>
+      <w:r>
+        <w:rPr>
+          <w:lang w:eastAsia="en-US"/>
+        </w:rPr>
+        <w:t>${jmlResponden}</w:t>
+      </w:r>
+      <w:r>
+        <w:t xml:space="preserve"> orang yang merupakan pengguna layanan,terbanyak pada rentang usia antara ${terbanyakUsia}. Responden berdasarkan jenis kelamin terdiri dari </w:t>
+      </w:r>
+      <w:r>
+        <w:rPr>
+          <w:lang w:eastAsia="en-US"/>
+        </w:rPr>
+        <w:t xml:space="preserve">${jenkel_l} </w:t>
+      </w:r>
+      <w:r>
+        <w:t xml:space="preserve">orang laki-laki dan </w:t>
+      </w:r>
+      <w:r>
+        <w:rPr>
+          <w:lang w:eastAsia="en-US"/>
+        </w:rPr>
+        <w:t>${jenkel_p}</w:t>
+      </w:r>
+      <w:r>
+        <w:t xml:space="preserve"> orang perempuan. Sedangkan tingkat pendidikan yang terbanyak pada pengguna layanan adalah tingkat ${terbanyakPendidikan}, dengan pekerjaan terbanyak sebagai ${terbanyakPekerjaan}.</w:t>
+      </w:r>
+    </w:p>
+    <w:p>
+      <w:pPr>
+        <w:spacing w:line="341" w:lineRule="exact"/>
+        <w:ind w:left="223" w:right="700"/>
+      </w:pPr>
+    </w:p>
+    <w:p>
+      <w:pPr>
+        <w:spacing w:line="341" w:lineRule="exact"/>
+        <w:ind w:left="223" w:right="700"/>
+        <w:jc w:val="both"/>
+      </w:pPr>
+      <w:r>
+        <w:t>3. Dari skor rata-rata nilai unsur pelayanan, unsur pelayanan yang memperoleh nilai terendah yaitu Penanganan Pengaduan, Saran dan Masukan; serta persyaratan yang memperoleh nilai 3,246, namun tetap pada kategori memuaskan (B). Sedangkan unsur pelayanan yang memperoleh nilai tertinggi yaitu Perilaku Pelaksana dengan nilai sebesar 3,477.</w:t>
+      </w:r>
+    </w:p>
+    <w:p>
+      <w:pPr>
+        <w:spacing w:line="341" w:lineRule="exact"/>
+        <w:ind w:left="223" w:right="700"/>
+      </w:pPr>
+    </w:p>
+    <w:p>
+      <w:pPr>
+        <w:spacing w:line="341" w:lineRule="exact"/>
+        <w:ind w:left="223" w:right="700"/>
+        <w:jc w:val="both"/>
+      </w:pPr>
+      <w:r>
+        <w:t xml:space="preserve">4. Secara umum saran yang disampaikan oleh responden berkaitan dengan harapan agar pelayanan </w:t>
       </w:r>
       <w:r>
         <w:rPr>
@@ -12451,7 +12446,98 @@
           <w:szCs w:val="22"/>
           <w:lang w:eastAsia="en-US" w:bidi="ar-SA"/>
         </w:rPr>
-        <w:t xml:space="preserve">Sekretariat Daerah </w:t>
+        <w:t xml:space="preserve">Bayan Open dan Bayan Craft </w:t>
+      </w:r>
+      <w:r>
+        <w:t>terus ditingkatkan.</w:t>
+      </w:r>
+    </w:p>
+    <w:p>
+      <w:pPr>
+        <w:spacing w:line="341" w:lineRule="exact"/>
+        <w:ind w:left="223" w:right="700"/>
+      </w:pPr>
+    </w:p>
+    <w:p>
+      <w:pPr>
+        <w:spacing w:line="341" w:lineRule="exact"/>
+        <w:ind w:right="700"/>
+      </w:pPr>
+      <w:r>
+        <w:t>b. Rekomendasi</w:t>
+      </w:r>
+    </w:p>
+    <w:p>
+      <w:pPr>
+        <w:spacing w:line="341" w:lineRule="exact"/>
+        <w:ind w:left="223" w:right="700"/>
+        <w:jc w:val="both"/>
+      </w:pPr>
+      <w:r>
+        <w:tab/>
+        <w:t xml:space="preserve">Untuk dapat mewujudkan pelaksanaan pelayanan prima, diperlukan komitmen yang kuat dalam menerapkan asas transparansi dan akuntabilitas. Para pengambil keputusan (decision maker) dan pimpinan unit pelaksana pelayanan publik, diharapkan selalu berupaya memberikan pelayanan, sesuai dengan nilai-nilai utama reformasi birokrasi. Sosialisasi dan pemberian informasi secara lebih jelas kepada masyarakat, harus lebih ditingkatkan agar pemahaman dan kepuasan masyarakat sebagai pengguna layanan dapat meningkat. </w:t>
+      </w:r>
+    </w:p>
+    <w:p>
+      <w:pPr>
+        <w:spacing w:line="341" w:lineRule="exact"/>
+        <w:ind w:left="223" w:right="700"/>
+        <w:jc w:val="both"/>
+      </w:pPr>
+      <w:r>
+        <w:tab/>
+        <w:t xml:space="preserve">Disamping itu pengguna layanan yang berasal dari masyarakat maupun Pegawai Negeri Sipil (ASN), diharapkan lebih mendukung dengan aktif melengkapi persyaratan layanan dalam rangka memudahkan proses pelayanan yang diberikan. Masyarakat </w:t>
+      </w:r>
+      <w:r>
+        <w:lastRenderedPageBreak/>
+        <w:t>diharapkan tidak bersifat apatis terhadap upaya-upaya peningkatan pelayanan yang dijalankan. Secara umum dengan persepsi dan penilaian yang “</w:t>
+      </w:r>
+      <w:r>
+        <w:rPr>
+          <w:lang w:eastAsia="en-US"/>
+        </w:rPr>
+        <w:t>${kinerja}</w:t>
+      </w:r>
+      <w:r>
+        <w:t>” dari masyarakat telah dikatakan cukup baik, namun tentu masih ada hal-hal yang perlu mendapatkan perhatian terutama dalam menindaklanjuti saran perbaikan dari responden yang telah disebutkan diatas.</w:t>
+      </w:r>
+    </w:p>
+    <w:p>
+      <w:pPr>
+        <w:spacing w:line="341" w:lineRule="exact"/>
+        <w:ind w:left="223" w:right="700"/>
+        <w:jc w:val="both"/>
+      </w:pPr>
+    </w:p>
+    <w:p>
+      <w:pPr>
+        <w:spacing w:line="341" w:lineRule="exact"/>
+        <w:ind w:right="700"/>
+      </w:pPr>
+      <w:r>
+        <w:t>c. Tindak Lanjut Hasil SKM</w:t>
+      </w:r>
+    </w:p>
+    <w:p>
+      <w:pPr>
+        <w:spacing w:line="341" w:lineRule="exact"/>
+        <w:ind w:left="223" w:right="700"/>
+        <w:jc w:val="both"/>
+      </w:pPr>
+      <w:r>
+        <w:tab/>
+        <w:t>Dari hasil analisa terhadap 9 unsur pelayanan, maka perlu ditindaklanjuti dengan perbaikan yang dapat dilakukan dengan prioritas dimulai dari unsur pelayanan terendah atau paling buruk hasilnya hingga yang paling baik. Selanjutnya direncanakan tindak lanjut dengan prioritas jangka pendek.</w:t>
+      </w:r>
+    </w:p>
+    <w:p>
+      <w:pPr>
+        <w:spacing w:line="341" w:lineRule="exact"/>
+        <w:ind w:left="223" w:right="700"/>
+        <w:jc w:val="both"/>
+      </w:pPr>
+      <w:r>
+        <w:tab/>
+        <w:t xml:space="preserve">Beberapa tindak lanjut yang dapat dilakukan dalam rangka peningkatan kualitas pelayanan di </w:t>
       </w:r>
       <w:r>
         <w:rPr>
@@ -12461,7 +12547,82 @@
           <w:szCs w:val="22"/>
           <w:lang w:eastAsia="en-US" w:bidi="ar-SA"/>
         </w:rPr>
-        <w:t xml:space="preserve">Kabupaten Mahakam Ulu </w:t>
+        <w:t xml:space="preserve">Bayan Open dan Bayan Craft </w:t>
+      </w:r>
+      <w:r>
+        <w:t>antara lain :</w:t>
+      </w:r>
+    </w:p>
+    <w:p>
+      <w:pPr>
+        <w:spacing w:line="341" w:lineRule="exact"/>
+        <w:ind w:left="223" w:right="700"/>
+      </w:pPr>
+      <w:r>
+        <w:t>1. Pembenahan dan peningkatan pada metode penyebarluasan informasi yang</w:t>
+      </w:r>
+    </w:p>
+    <w:p>
+      <w:pPr>
+        <w:spacing w:line="341" w:lineRule="exact"/>
+        <w:ind w:left="223" w:right="700"/>
+      </w:pPr>
+      <w:r>
+        <w:t>dikelola</w:t>
+      </w:r>
+    </w:p>
+    <w:p>
+      <w:pPr>
+        <w:spacing w:line="341" w:lineRule="exact"/>
+        <w:ind w:left="223" w:right="700"/>
+      </w:pPr>
+    </w:p>
+    <w:p>
+      <w:pPr>
+        <w:spacing w:line="341" w:lineRule="exact"/>
+        <w:ind w:left="223" w:right="700"/>
+      </w:pPr>
+      <w:r>
+        <w:t>2. Peningkatan pada kompetensi pelayanan yang dimulai pada front office yang</w:t>
+      </w:r>
+    </w:p>
+    <w:p>
+      <w:pPr>
+        <w:spacing w:line="341" w:lineRule="exact"/>
+        <w:ind w:left="223" w:right="700"/>
+      </w:pPr>
+      <w:r>
+        <w:t>dalam implementasinya dimulai dari SDM penerima tamu dan pengelola informasi</w:t>
+      </w:r>
+    </w:p>
+    <w:p>
+      <w:pPr>
+        <w:spacing w:line="341" w:lineRule="exact"/>
+        <w:ind w:left="223" w:right="700"/>
+      </w:pPr>
+    </w:p>
+    <w:p>
+      <w:pPr>
+        <w:spacing w:line="341" w:lineRule="exact"/>
+        <w:ind w:left="223" w:right="700"/>
+      </w:pPr>
+      <w:r>
+        <w:t>3.Optimalisasi penerapan SOP pelayanan yang lebih sederhana</w:t>
+      </w:r>
+    </w:p>
+    <w:p>
+      <w:pPr>
+        <w:spacing w:line="341" w:lineRule="exact"/>
+        <w:ind w:left="223" w:right="700"/>
+      </w:pPr>
+    </w:p>
+    <w:p>
+      <w:pPr>
+        <w:spacing w:line="341" w:lineRule="exact"/>
+        <w:ind w:left="223" w:right="700"/>
+      </w:pPr>
+      <w:r>
+        <w:t xml:space="preserve">4.Mempercepat tindak lanjut dalam setiap permohonan informasi yang dimohon oleh pengguna layanan </w:t>
       </w:r>
       <w:r>
         <w:rPr>
@@ -12471,19 +12632,7 @@
           <w:szCs w:val="22"/>
           <w:lang w:eastAsia="en-US" w:bidi="ar-SA"/>
         </w:rPr>
-        <w:t xml:space="preserve"> </w:t>
-      </w:r>
-      <w:r>
-        <w:t xml:space="preserve">sebesar </w:t>
-      </w:r>
-      <w:r>
-        <w:rPr>
-          <w:lang w:eastAsia="en-US"/>
-        </w:rPr>
-        <w:t>${nilaiSkm}</w:t>
-      </w:r>
-      <w:r>
-        <w:t xml:space="preserve">. Artinya mutu pelayanan dan kinerja pelayanan </w:t>
+        <w:t>Bayan Open dan Bayan Craft</w:t>
       </w:r>
       <w:r>
         <w:rPr>
@@ -12493,353 +12642,7 @@
           <w:szCs w:val="22"/>
           <w:lang w:eastAsia="en-US" w:bidi="ar-SA"/>
         </w:rPr>
-        <w:t xml:space="preserve">Sekretariat Daerah </w:t>
-      </w:r>
-      <w:r>
-        <w:rPr>
-          <w:rFonts w:ascii="Calibri" w:eastAsia="Calibri" w:hAnsi="Calibri" w:cs="Calibri"/>
-          <w:spacing w:val="-3"/>
-          <w:sz w:val="22"/>
-          <w:szCs w:val="22"/>
-          <w:lang w:eastAsia="en-US" w:bidi="ar-SA"/>
-        </w:rPr>
-        <w:t xml:space="preserve">Kabupaten Mahakam Ulu </w:t>
-      </w:r>
-      <w:r>
-        <w:rPr>
-          <w:rFonts w:ascii="Calibri" w:eastAsia="Calibri" w:hAnsi="Calibri" w:cs="Calibri"/>
-          <w:spacing w:val="-3"/>
-          <w:sz w:val="22"/>
-          <w:szCs w:val="22"/>
-          <w:lang w:eastAsia="en-US" w:bidi="ar-SA"/>
-        </w:rPr>
-        <w:t xml:space="preserve"> </w:t>
-      </w:r>
-      <w:r>
-        <w:t>dikategorikan “</w:t>
-      </w:r>
-      <w:r>
-        <w:rPr>
-          <w:lang w:eastAsia="en-US"/>
-        </w:rPr>
-        <w:t>${mutu}</w:t>
-      </w:r>
-      <w:r>
-        <w:t>” atau “Memuaskan”.</w:t>
-      </w:r>
-    </w:p>
-    <w:p>
-      <w:pPr>
-        <w:spacing w:line="341" w:lineRule="exact"/>
-        <w:ind w:left="223" w:right="700"/>
-      </w:pPr>
-    </w:p>
-    <w:p>
-      <w:pPr>
-        <w:spacing w:line="341" w:lineRule="exact"/>
-        <w:ind w:left="223" w:right="700"/>
-        <w:jc w:val="both"/>
-      </w:pPr>
-      <w:r>
-        <w:t xml:space="preserve">2. Dari total responden berjumlah </w:t>
-      </w:r>
-      <w:r>
-        <w:tab/>
-      </w:r>
-      <w:r>
-        <w:rPr>
-          <w:lang w:eastAsia="en-US"/>
-        </w:rPr>
-        <w:t>${jmlResponden}</w:t>
-      </w:r>
-      <w:r>
-        <w:t xml:space="preserve"> orang yang merupakan pengguna layanan,terbanyak pada rentang usia antara ${terbanyakUsia}. Responden berdasarkan jenis kelamin terdiri dari </w:t>
-      </w:r>
-      <w:r>
-        <w:rPr>
-          <w:lang w:eastAsia="en-US"/>
-        </w:rPr>
-        <w:t xml:space="preserve">${jenkel_l} </w:t>
-      </w:r>
-      <w:r>
-        <w:t xml:space="preserve">orang laki-laki dan </w:t>
-      </w:r>
-      <w:r>
-        <w:rPr>
-          <w:lang w:eastAsia="en-US"/>
-        </w:rPr>
-        <w:t>${jenkel_p}</w:t>
-      </w:r>
-      <w:r>
-        <w:t xml:space="preserve"> orang perempuan. Sedangkan tingkat pendidikan yang terbanyak pada pengguna layanan adalah tingkat ${terbanyakPendidikan}, dengan pekerjaan terbanyak sebagai ${terbanyakPekerjaan}.</w:t>
-      </w:r>
-    </w:p>
-    <w:p>
-      <w:pPr>
-        <w:spacing w:line="341" w:lineRule="exact"/>
-        <w:ind w:left="223" w:right="700"/>
-      </w:pPr>
-    </w:p>
-    <w:p>
-      <w:pPr>
-        <w:spacing w:line="341" w:lineRule="exact"/>
-        <w:ind w:left="223" w:right="700"/>
-        <w:jc w:val="both"/>
-      </w:pPr>
-      <w:r>
-        <w:t>3. Dari skor rata-rata nilai unsur pelayanan, unsur pelayanan yang memperoleh nilai terendah yaitu Penanganan Pengaduan, Saran dan Masukan; serta persyaratan yang memperoleh nilai 3,246, namun tetap pada kategori memuaskan (B). Sedangkan unsur pelayanan yang memperoleh nilai tertinggi yaitu Perilaku Pelaksana dengan nilai sebesar 3,477.</w:t>
-      </w:r>
-    </w:p>
-    <w:p>
-      <w:pPr>
-        <w:spacing w:line="341" w:lineRule="exact"/>
-        <w:ind w:left="223" w:right="700"/>
-      </w:pPr>
-    </w:p>
-    <w:p>
-      <w:pPr>
-        <w:spacing w:line="341" w:lineRule="exact"/>
-        <w:ind w:left="223" w:right="700"/>
-        <w:jc w:val="both"/>
-      </w:pPr>
-      <w:r>
-        <w:t xml:space="preserve">4. Secara umum saran yang disampaikan oleh responden berkaitan dengan harapan agar pelayanan </w:t>
-      </w:r>
-      <w:r>
-        <w:rPr>
-          <w:rFonts w:ascii="Calibri" w:eastAsia="Calibri" w:hAnsi="Calibri" w:cs="Calibri"/>
-          <w:spacing w:val="-3"/>
-          <w:sz w:val="22"/>
-          <w:szCs w:val="22"/>
-          <w:lang w:eastAsia="en-US" w:bidi="ar-SA"/>
-        </w:rPr>
-        <w:t xml:space="preserve">Sekretariat Daerah </w:t>
-      </w:r>
-      <w:r>
-        <w:rPr>
-          <w:rFonts w:ascii="Calibri" w:eastAsia="Calibri" w:hAnsi="Calibri" w:cs="Calibri"/>
-          <w:spacing w:val="-3"/>
-          <w:sz w:val="22"/>
-          <w:szCs w:val="22"/>
-          <w:lang w:eastAsia="en-US" w:bidi="ar-SA"/>
-        </w:rPr>
-        <w:t xml:space="preserve">Kabupaten Mahakam Ulu </w:t>
-      </w:r>
-      <w:r>
-        <w:t xml:space="preserve"> terus ditingkatkan.</w:t>
-      </w:r>
-    </w:p>
-    <w:p>
-      <w:pPr>
-        <w:spacing w:line="341" w:lineRule="exact"/>
-        <w:ind w:left="223" w:right="700"/>
-      </w:pPr>
-    </w:p>
-    <w:p>
-      <w:pPr>
-        <w:spacing w:line="341" w:lineRule="exact"/>
-        <w:ind w:right="700"/>
-      </w:pPr>
-      <w:r>
-        <w:t>b. Rekomendasi</w:t>
-      </w:r>
-    </w:p>
-    <w:p>
-      <w:pPr>
-        <w:spacing w:line="341" w:lineRule="exact"/>
-        <w:ind w:left="223" w:right="700"/>
-        <w:jc w:val="both"/>
-      </w:pPr>
-      <w:r>
-        <w:tab/>
-        <w:t xml:space="preserve">Untuk dapat mewujudkan pelaksanaan pelayanan prima, diperlukan komitmen yang kuat dalam menerapkan asas transparansi dan akuntabilitas. Para pengambil keputusan (decision maker) dan pimpinan unit pelaksana pelayanan publik, diharapkan selalu berupaya memberikan pelayanan, sesuai dengan nilai-nilai utama reformasi birokrasi. Sosialisasi dan pemberian informasi secara lebih jelas kepada masyarakat, harus lebih ditingkatkan agar pemahaman dan kepuasan masyarakat sebagai pengguna layanan dapat meningkat. </w:t>
-      </w:r>
-    </w:p>
-    <w:p>
-      <w:pPr>
-        <w:spacing w:line="341" w:lineRule="exact"/>
-        <w:ind w:left="223" w:right="700"/>
-        <w:jc w:val="both"/>
-      </w:pPr>
-      <w:r>
-        <w:tab/>
-        <w:t xml:space="preserve">Disamping itu pengguna layanan yang berasal dari masyarakat maupun Pegawai Negeri Sipil (ASN), diharapkan lebih mendukung dengan aktif melengkapi persyaratan layanan dalam rangka memudahkan proses pelayanan yang diberikan. Masyarakat </w:t>
-      </w:r>
-      <w:r>
-        <w:lastRenderedPageBreak/>
-        <w:t>diharapkan tidak bersifat apatis terhadap upaya-upaya peningkatan pelayanan yang dijalankan. Secara umum dengan persepsi dan penilaian yang “</w:t>
-      </w:r>
-      <w:r>
-        <w:rPr>
-          <w:lang w:eastAsia="en-US"/>
-        </w:rPr>
-        <w:t>${kinerja}</w:t>
-      </w:r>
-      <w:r>
-        <w:t>” dari masyarakat telah dikatakan cukup baik, namun tentu masih ada hal-hal yang perlu mendapatkan perhatian terutama dalam menindaklanjuti saran perbaikan dari responden yang telah disebutkan diatas.</w:t>
-      </w:r>
-    </w:p>
-    <w:p>
-      <w:pPr>
-        <w:spacing w:line="341" w:lineRule="exact"/>
-        <w:ind w:left="223" w:right="700"/>
-        <w:jc w:val="both"/>
-      </w:pPr>
-    </w:p>
-    <w:p>
-      <w:pPr>
-        <w:spacing w:line="341" w:lineRule="exact"/>
-        <w:ind w:right="700"/>
-      </w:pPr>
-      <w:r>
-        <w:t>c. Tindak Lanjut Hasil SKM</w:t>
-      </w:r>
-    </w:p>
-    <w:p>
-      <w:pPr>
-        <w:spacing w:line="341" w:lineRule="exact"/>
-        <w:ind w:left="223" w:right="700"/>
-        <w:jc w:val="both"/>
-      </w:pPr>
-      <w:r>
-        <w:tab/>
-        <w:t>Dari hasil analisa terhadap 9 unsur pelayanan, maka perlu ditindaklanjuti dengan perbaikan yang dapat dilakukan dengan prioritas dimulai dari unsur pelayanan terendah atau paling buruk hasilnya hingga yang paling baik. Selanjutnya direncanakan tindak lanjut dengan prioritas jangka pendek.</w:t>
-      </w:r>
-    </w:p>
-    <w:p>
-      <w:pPr>
-        <w:spacing w:line="341" w:lineRule="exact"/>
-        <w:ind w:left="223" w:right="700"/>
-        <w:jc w:val="both"/>
-      </w:pPr>
-      <w:r>
-        <w:tab/>
-        <w:t xml:space="preserve">Beberapa tindak lanjut yang dapat dilakukan dalam rangka peningkatan kualitas pelayanan di </w:t>
-      </w:r>
-      <w:r>
-        <w:rPr>
-          <w:rFonts w:ascii="Calibri" w:eastAsia="Calibri" w:hAnsi="Calibri" w:cs="Calibri"/>
-          <w:spacing w:val="-3"/>
-          <w:sz w:val="22"/>
-          <w:szCs w:val="22"/>
-          <w:lang w:eastAsia="en-US" w:bidi="ar-SA"/>
-        </w:rPr>
-        <w:t xml:space="preserve">Sekretariat Daerah </w:t>
-      </w:r>
-      <w:r>
-        <w:rPr>
-          <w:rFonts w:ascii="Calibri" w:eastAsia="Calibri" w:hAnsi="Calibri" w:cs="Calibri"/>
-          <w:spacing w:val="-3"/>
-          <w:sz w:val="22"/>
-          <w:szCs w:val="22"/>
-          <w:lang w:eastAsia="en-US" w:bidi="ar-SA"/>
-        </w:rPr>
-        <w:t xml:space="preserve">Kabupaten Mahakam Ulu </w:t>
-      </w:r>
-      <w:r>
-        <w:rPr>
-          <w:rFonts w:ascii="Calibri" w:eastAsia="Calibri" w:hAnsi="Calibri" w:cs="Calibri"/>
-          <w:spacing w:val="-3"/>
-          <w:sz w:val="22"/>
-          <w:szCs w:val="22"/>
-          <w:lang w:eastAsia="en-US" w:bidi="ar-SA"/>
-        </w:rPr>
-        <w:t xml:space="preserve"> </w:t>
-      </w:r>
-      <w:r>
-        <w:t>antara lain :</w:t>
-      </w:r>
-    </w:p>
-    <w:p>
-      <w:pPr>
-        <w:spacing w:line="341" w:lineRule="exact"/>
-        <w:ind w:left="223" w:right="700"/>
-      </w:pPr>
-      <w:r>
-        <w:t>1. Pembenahan dan peningkatan pada metode penyebarluasan informasi yang</w:t>
-      </w:r>
-    </w:p>
-    <w:p>
-      <w:pPr>
-        <w:spacing w:line="341" w:lineRule="exact"/>
-        <w:ind w:left="223" w:right="700"/>
-      </w:pPr>
-      <w:r>
-        <w:t>dikelola</w:t>
-      </w:r>
-    </w:p>
-    <w:p>
-      <w:pPr>
-        <w:spacing w:line="341" w:lineRule="exact"/>
-        <w:ind w:left="223" w:right="700"/>
-      </w:pPr>
-    </w:p>
-    <w:p>
-      <w:pPr>
-        <w:spacing w:line="341" w:lineRule="exact"/>
-        <w:ind w:left="223" w:right="700"/>
-      </w:pPr>
-      <w:r>
-        <w:t>2. Peningkatan pada kompetensi pelayanan yang dimulai pada front office yang</w:t>
-      </w:r>
-    </w:p>
-    <w:p>
-      <w:pPr>
-        <w:spacing w:line="341" w:lineRule="exact"/>
-        <w:ind w:left="223" w:right="700"/>
-      </w:pPr>
-      <w:r>
-        <w:t>dalam implementasinya dimulai dari SDM penerima tamu dan pengelola informasi</w:t>
-      </w:r>
-    </w:p>
-    <w:p>
-      <w:pPr>
-        <w:spacing w:line="341" w:lineRule="exact"/>
-        <w:ind w:left="223" w:right="700"/>
-      </w:pPr>
-    </w:p>
-    <w:p>
-      <w:pPr>
-        <w:spacing w:line="341" w:lineRule="exact"/>
-        <w:ind w:left="223" w:right="700"/>
-      </w:pPr>
-      <w:r>
-        <w:t>3.Optimalisasi penerapan SOP pelayanan yang lebih sederhana</w:t>
-      </w:r>
-    </w:p>
-    <w:p>
-      <w:pPr>
-        <w:spacing w:line="341" w:lineRule="exact"/>
-        <w:ind w:left="223" w:right="700"/>
-      </w:pPr>
-    </w:p>
-    <w:p>
-      <w:pPr>
-        <w:spacing w:line="341" w:lineRule="exact"/>
-        <w:ind w:left="223" w:right="700"/>
-      </w:pPr>
-      <w:r>
-        <w:t xml:space="preserve">4.Mempercepat tindak lanjut dalam setiap permohonan informasi yang dimohon oleh pengguna layanan </w:t>
-      </w:r>
-      <w:r>
-        <w:rPr>
-          <w:rFonts w:ascii="Calibri" w:eastAsia="Calibri" w:hAnsi="Calibri" w:cs="Calibri"/>
-          <w:spacing w:val="-3"/>
-          <w:sz w:val="22"/>
-          <w:szCs w:val="22"/>
-          <w:lang w:eastAsia="en-US" w:bidi="ar-SA"/>
-        </w:rPr>
-        <w:t xml:space="preserve">Sekretariat Daerah </w:t>
-      </w:r>
-      <w:r>
-        <w:rPr>
-          <w:rFonts w:ascii="Calibri" w:eastAsia="Calibri" w:hAnsi="Calibri" w:cs="Calibri"/>
-          <w:spacing w:val="-3"/>
-          <w:sz w:val="22"/>
-          <w:szCs w:val="22"/>
-          <w:lang w:eastAsia="en-US" w:bidi="ar-SA"/>
-        </w:rPr>
-        <w:t xml:space="preserve">Kabupaten Mahakam Ulu </w:t>
+        <w:t xml:space="preserve"> </w:t>
       </w:r>
       <w:r>
         <w:br w:type="page"/>
@@ -12955,7 +12758,7 @@
           <w:szCs w:val="22"/>
           <w:lang w:eastAsia="en-US"/>
         </w:rPr>
-        <w:t xml:space="preserve">Sekretariat Daerah </w:t>
+        <w:t>Bayan Open dan Bayan Craft</w:t>
       </w:r>
       <w:r>
         <w:rPr>
@@ -12965,7 +12768,7 @@
           <w:szCs w:val="22"/>
           <w:lang w:eastAsia="en-US"/>
         </w:rPr>
-        <w:t xml:space="preserve">Kabupaten Mahakam Ulu </w:t>
+        <w:t xml:space="preserve"> </w:t>
       </w:r>
     </w:p>
     <w:p>
@@ -13013,7 +12816,7 @@
           <w:szCs w:val="21"/>
           <w:shd w:val="clear" w:color="auto" w:fill="FFFFFF"/>
         </w:rPr>
-        <w:t>Ujoh Bilang, Kec. Long Bagun, Mahakam Ulu, Kalimantan Timur 75767</w:t>
+        <w:t>Komplek Balikpapan Baru, Jalan MT Haryono Blok D4 Nomor 8-10, RT 19, Damai Baru, Balikpapan Selatan, Kota Balikpapan, Kalimantan Timur 76114</w:t>
       </w:r>
     </w:p>
     <w:p>
@@ -13358,7 +13161,7 @@
           <w:szCs w:val="22"/>
           <w:lang w:eastAsia="en-US"/>
         </w:rPr>
-        <w:t xml:space="preserve">Sekretariat Daerah </w:t>
+        <w:t>Bayan Open dan Bayan Craft</w:t>
       </w:r>
       <w:r>
         <w:rPr>
@@ -13368,7 +13171,7 @@
           <w:szCs w:val="22"/>
           <w:lang w:eastAsia="en-US"/>
         </w:rPr>
-        <w:t xml:space="preserve">Kabupaten Mahakam Ulu </w:t>
+        <w:t xml:space="preserve"> </w:t>
       </w:r>
     </w:p>
     <w:p>
@@ -13417,7 +13220,17 @@
           <w:szCs w:val="22"/>
           <w:lang w:eastAsia="en-US"/>
         </w:rPr>
-        <w:t>Mahakam Ulu, ${hariIni} ${bulanIni} ${tahunIni}</w:t>
+        <w:t>Balikpapan</w:t>
+      </w:r>
+      <w:r>
+        <w:rPr>
+          <w:rFonts w:ascii="Calibri" w:eastAsia="Calibri" w:hAnsi="Calibri" w:cs="Calibri"/>
+          <w:spacing w:val="-3"/>
+          <w:sz w:val="22"/>
+          <w:szCs w:val="22"/>
+          <w:lang w:eastAsia="en-US"/>
+        </w:rPr>
+        <w:t>, ${hariIni} ${bulanIni} ${tahunIni}</w:t>
       </w:r>
     </w:p>
     <w:p>
@@ -13427,7 +13240,7 @@
           <w:tab w:val="left" w:pos="2400"/>
         </w:tabs>
         <w:spacing w:before="118" w:beforeAutospacing="0" w:afterAutospacing="0" w:line="348" w:lineRule="auto"/>
-        <w:ind w:left="709" w:right="1700"/>
+        <w:ind w:left="709" w:right="1983"/>
         <w:jc w:val="right"/>
       </w:pPr>
       <w:r>
@@ -13438,18 +13251,7 @@
       </w:r>
       <w:r>
         <w:tab/>
-      </w:r>
-      <w:r>
-        <w:t>S</w:t>
-      </w:r>
-      <w:r>
-        <w:t xml:space="preserve">ekretaris </w:t>
-      </w:r>
-      <w:r>
-        <w:t>M</w:t>
-      </w:r>
-      <w:r>
-        <w:t>ahulu</w:t>
+        <w:t xml:space="preserve">#jabatan </w:t>
       </w:r>
       <w:r>
         <w:tab/>
@@ -13522,7 +13324,7 @@
           <w:u w:val="single"/>
           <w:lang w:eastAsia="en-US"/>
         </w:rPr>
-        <w:t>Dr. Stephanus Madang, S.Sos., M.M.</w:t>
+        <w:t>____________#nama    ___________</w:t>
       </w:r>
     </w:p>
     <w:p>
@@ -13603,7 +13405,7 @@
           <w:szCs w:val="22"/>
           <w:lang w:eastAsia="en-US"/>
         </w:rPr>
-        <w:t>Pembina Tingkat I</w:t>
+        <w:t>#Golongan</w:t>
       </w:r>
       <w:r>
         <w:rPr>
@@ -15330,6 +15132,7 @@
   <w:style w:type="character" w:default="1" w:styleId="DefaultParagraphFont">
     <w:name w:val="Default Paragraph Font"/>
     <w:uiPriority w:val="1"/>
+    <w:semiHidden/>
     <w:unhideWhenUsed/>
   </w:style>
   <w:style w:type="table" w:default="1" w:styleId="TableNormal">
